--- a/Microservices/Section 3.docx
+++ b/Microservices/Section 3.docx
@@ -596,6 +596,267 @@
         </w:rPr>
         <w:t>When legacy system remains to remain operation during the transition to the new system</w:t>
       </w:r>
+    </w:p>
+    <w:p>
+      <w:pPr>
+        <w:rPr>
+          <w:lang w:val="en-PK"/>
+        </w:rPr>
+      </w:pPr>
+    </w:p>
+    <w:p>
+      <w:pPr>
+        <w:rPr>
+          <w:lang w:val="en-PK"/>
+        </w:rPr>
+      </w:pPr>
+    </w:p>
+    <w:p>
+      <w:pPr>
+        <w:rPr>
+          <w:lang w:val="en-PK"/>
+        </w:rPr>
+      </w:pPr>
+      <w:r>
+        <w:rPr>
+          <w:lang w:val="en-PK"/>
+        </w:rPr>
+        <w:t xml:space="preserve">It is a software migration pattern used to gradually replace or refactor a </w:t>
+      </w:r>
+      <w:proofErr w:type="spellStart"/>
+      <w:r>
+        <w:rPr>
+          <w:lang w:val="en-PK"/>
+        </w:rPr>
+        <w:t>legace</w:t>
+      </w:r>
+      <w:proofErr w:type="spellEnd"/>
+      <w:r>
+        <w:rPr>
+          <w:lang w:val="en-PK"/>
+        </w:rPr>
+        <w:t xml:space="preserve"> system with a new system, piece by piece, without disrupting the existing functionality. This pattern gets its name from the way a </w:t>
+      </w:r>
+      <w:proofErr w:type="spellStart"/>
+      <w:r>
+        <w:rPr>
+          <w:lang w:val="en-PK"/>
+        </w:rPr>
+        <w:t>strangeler</w:t>
+      </w:r>
+      <w:proofErr w:type="spellEnd"/>
+      <w:r>
+        <w:rPr>
+          <w:lang w:val="en-PK"/>
+        </w:rPr>
+        <w:t xml:space="preserve"> fig plant grows around an existing tree, slowly replacing it until the original tree is no longer need.</w:t>
+      </w:r>
+    </w:p>
+    <w:p>
+      <w:pPr>
+        <w:rPr>
+          <w:lang w:val="en-PK"/>
+        </w:rPr>
+      </w:pPr>
+    </w:p>
+    <w:p>
+      <w:pPr>
+        <w:numPr>
+          <w:ilvl w:val="0"/>
+          <w:numId w:val="7"/>
+        </w:numPr>
+        <w:rPr>
+          <w:lang w:val="en-PK"/>
+        </w:rPr>
+      </w:pPr>
+      <w:r>
+        <w:rPr>
+          <w:lang w:val="en-PK"/>
+        </w:rPr>
+        <w:t>When to use the strangler fig pattern:</w:t>
+      </w:r>
+    </w:p>
+    <w:p>
+      <w:pPr>
+        <w:numPr>
+          <w:ilvl w:val="0"/>
+          <w:numId w:val="7"/>
+        </w:numPr>
+        <w:rPr>
+          <w:lang w:val="en-PK"/>
+        </w:rPr>
+      </w:pPr>
+      <w:r>
+        <w:rPr>
+          <w:lang w:val="en-PK"/>
+        </w:rPr>
+        <w:t>When you need to modernize a large legacy system</w:t>
+      </w:r>
+    </w:p>
+    <w:p>
+      <w:pPr>
+        <w:numPr>
+          <w:ilvl w:val="0"/>
+          <w:numId w:val="7"/>
+        </w:numPr>
+        <w:rPr>
+          <w:lang w:val="en-PK"/>
+        </w:rPr>
+      </w:pPr>
+      <w:r>
+        <w:rPr>
+          <w:lang w:val="en-PK"/>
+        </w:rPr>
+        <w:t>When you want to avoid the risk associated with a complete system rewrite</w:t>
+      </w:r>
+    </w:p>
+    <w:p>
+      <w:pPr>
+        <w:numPr>
+          <w:ilvl w:val="0"/>
+          <w:numId w:val="7"/>
+        </w:numPr>
+        <w:rPr>
+          <w:lang w:val="en-PK"/>
+        </w:rPr>
+      </w:pPr>
+      <w:r>
+        <w:rPr>
+          <w:lang w:val="en-PK"/>
+        </w:rPr>
+        <w:t>When legacy system remains to remain operation during the transition to the new system</w:t>
+      </w:r>
+    </w:p>
+    <w:p>
+      <w:pPr>
+        <w:rPr>
+          <w:lang w:val="en-PK"/>
+        </w:rPr>
+      </w:pPr>
+      <w:r>
+        <w:rPr>
+          <w:lang w:val="en-PK"/>
+        </w:rPr>
+        <w:t xml:space="preserve">Leveraging the monolithic to microservices by domain driven approach. The legacy monolithic is properly </w:t>
+      </w:r>
+      <w:proofErr w:type="spellStart"/>
+      <w:r>
+        <w:rPr>
+          <w:lang w:val="en-PK"/>
+        </w:rPr>
+        <w:t>analyzed</w:t>
+      </w:r>
+      <w:proofErr w:type="spellEnd"/>
+      <w:r>
+        <w:rPr>
+          <w:lang w:val="en-PK"/>
+        </w:rPr>
+        <w:t xml:space="preserve"> break down into chunks and then implemented. Slowly monolithic is converted into different microservices.</w:t>
+      </w:r>
+    </w:p>
+    <w:p>
+      <w:pPr>
+        <w:rPr>
+          <w:lang w:val="en-PK"/>
+        </w:rPr>
+      </w:pPr>
+      <w:r>
+        <w:rPr>
+          <w:lang w:val="en-PK"/>
+        </w:rPr>
+        <w:t>Make one service, test it, integrate it and then deploy.</w:t>
+      </w:r>
+    </w:p>
+    <w:p>
+      <w:pPr>
+        <w:rPr>
+          <w:lang w:val="en-PK"/>
+        </w:rPr>
+      </w:pPr>
+      <w:r>
+        <w:rPr>
+          <w:lang w:val="en-PK"/>
+        </w:rPr>
+        <w:t>Migrate incrementally, not by big bang migrations.</w:t>
+      </w:r>
+    </w:p>
+    <w:p>
+      <w:pPr>
+        <w:rPr>
+          <w:lang w:val="en-PK"/>
+        </w:rPr>
+      </w:pPr>
+      <w:r>
+        <w:rPr>
+          <w:lang w:val="en-PK"/>
+        </w:rPr>
+        <w:t xml:space="preserve">Testing, Efficient, Validation </w:t>
+      </w:r>
+    </w:p>
+    <w:p>
+      <w:pPr>
+        <w:rPr>
+          <w:lang w:val="en-PK"/>
+        </w:rPr>
+      </w:pPr>
+      <w:r>
+        <w:rPr>
+          <w:lang w:val="en-PK"/>
+        </w:rPr>
+        <w:t>Traffic Comparison</w:t>
+      </w:r>
+    </w:p>
+    <w:p>
+      <w:pPr>
+        <w:rPr>
+          <w:lang w:val="en-PK"/>
+        </w:rPr>
+      </w:pPr>
+      <w:r>
+        <w:rPr>
+          <w:lang w:val="en-PK"/>
+        </w:rPr>
+        <w:t>Load Testing</w:t>
+      </w:r>
+    </w:p>
+    <w:p>
+      <w:pPr>
+        <w:rPr>
+          <w:lang w:val="en-PK"/>
+        </w:rPr>
+      </w:pPr>
+    </w:p>
+    <w:p>
+      <w:pPr>
+        <w:rPr>
+          <w:lang w:val="en-PK"/>
+        </w:rPr>
+      </w:pPr>
+      <w:r>
+        <w:rPr>
+          <w:lang w:val="en-PK"/>
+        </w:rPr>
+        <w:t>Identify -&gt; Transform -&gt; Co-</w:t>
+      </w:r>
+      <w:r>
+        <w:rPr>
+          <w:lang w:val="en-PK"/>
+        </w:rPr>
+        <w:t>Existence</w:t>
+      </w:r>
+      <w:r>
+        <w:rPr>
+          <w:lang w:val="en-PK"/>
+        </w:rPr>
+        <w:t xml:space="preserve"> Patterns</w:t>
+      </w:r>
+    </w:p>
+    <w:p>
+      <w:pPr>
+        <w:rPr>
+          <w:lang w:val="en-PK"/>
+        </w:rPr>
+      </w:pPr>
     </w:p>
     <w:p>
       <w:pPr>
@@ -995,6 +1256,155 @@
     </w:lvl>
   </w:abstractNum>
   <w:abstractNum w:abstractNumId="3" w15:restartNumberingAfterBreak="0">
+    <w:nsid w:val="51ED2CFD"/>
+    <w:multiLevelType w:val="multilevel"/>
+    <w:tmpl w:val="476ED1F2"/>
+    <w:lvl w:ilvl="0">
+      <w:start w:val="1"/>
+      <w:numFmt w:val="bullet"/>
+      <w:lvlText w:val=""/>
+      <w:lvlJc w:val="left"/>
+      <w:pPr>
+        <w:tabs>
+          <w:tab w:val="num" w:pos="720"/>
+        </w:tabs>
+        <w:ind w:left="720" w:hanging="360"/>
+      </w:pPr>
+      <w:rPr>
+        <w:rFonts w:ascii="Symbol" w:hAnsi="Symbol" w:hint="default"/>
+        <w:sz w:val="20"/>
+      </w:rPr>
+    </w:lvl>
+    <w:lvl w:ilvl="1" w:tentative="1">
+      <w:start w:val="1"/>
+      <w:numFmt w:val="bullet"/>
+      <w:lvlText w:val="o"/>
+      <w:lvlJc w:val="left"/>
+      <w:pPr>
+        <w:tabs>
+          <w:tab w:val="num" w:pos="1440"/>
+        </w:tabs>
+        <w:ind w:left="1440" w:hanging="360"/>
+      </w:pPr>
+      <w:rPr>
+        <w:rFonts w:ascii="Courier New" w:hAnsi="Courier New" w:hint="default"/>
+        <w:sz w:val="20"/>
+      </w:rPr>
+    </w:lvl>
+    <w:lvl w:ilvl="2" w:tentative="1">
+      <w:start w:val="1"/>
+      <w:numFmt w:val="bullet"/>
+      <w:lvlText w:val=""/>
+      <w:lvlJc w:val="left"/>
+      <w:pPr>
+        <w:tabs>
+          <w:tab w:val="num" w:pos="2160"/>
+        </w:tabs>
+        <w:ind w:left="2160" w:hanging="360"/>
+      </w:pPr>
+      <w:rPr>
+        <w:rFonts w:ascii="Wingdings" w:hAnsi="Wingdings" w:hint="default"/>
+        <w:sz w:val="20"/>
+      </w:rPr>
+    </w:lvl>
+    <w:lvl w:ilvl="3" w:tentative="1">
+      <w:start w:val="1"/>
+      <w:numFmt w:val="bullet"/>
+      <w:lvlText w:val=""/>
+      <w:lvlJc w:val="left"/>
+      <w:pPr>
+        <w:tabs>
+          <w:tab w:val="num" w:pos="2880"/>
+        </w:tabs>
+        <w:ind w:left="2880" w:hanging="360"/>
+      </w:pPr>
+      <w:rPr>
+        <w:rFonts w:ascii="Wingdings" w:hAnsi="Wingdings" w:hint="default"/>
+        <w:sz w:val="20"/>
+      </w:rPr>
+    </w:lvl>
+    <w:lvl w:ilvl="4" w:tentative="1">
+      <w:start w:val="1"/>
+      <w:numFmt w:val="bullet"/>
+      <w:lvlText w:val=""/>
+      <w:lvlJc w:val="left"/>
+      <w:pPr>
+        <w:tabs>
+          <w:tab w:val="num" w:pos="3600"/>
+        </w:tabs>
+        <w:ind w:left="3600" w:hanging="360"/>
+      </w:pPr>
+      <w:rPr>
+        <w:rFonts w:ascii="Wingdings" w:hAnsi="Wingdings" w:hint="default"/>
+        <w:sz w:val="20"/>
+      </w:rPr>
+    </w:lvl>
+    <w:lvl w:ilvl="5" w:tentative="1">
+      <w:start w:val="1"/>
+      <w:numFmt w:val="bullet"/>
+      <w:lvlText w:val=""/>
+      <w:lvlJc w:val="left"/>
+      <w:pPr>
+        <w:tabs>
+          <w:tab w:val="num" w:pos="4320"/>
+        </w:tabs>
+        <w:ind w:left="4320" w:hanging="360"/>
+      </w:pPr>
+      <w:rPr>
+        <w:rFonts w:ascii="Wingdings" w:hAnsi="Wingdings" w:hint="default"/>
+        <w:sz w:val="20"/>
+      </w:rPr>
+    </w:lvl>
+    <w:lvl w:ilvl="6" w:tentative="1">
+      <w:start w:val="1"/>
+      <w:numFmt w:val="bullet"/>
+      <w:lvlText w:val=""/>
+      <w:lvlJc w:val="left"/>
+      <w:pPr>
+        <w:tabs>
+          <w:tab w:val="num" w:pos="5040"/>
+        </w:tabs>
+        <w:ind w:left="5040" w:hanging="360"/>
+      </w:pPr>
+      <w:rPr>
+        <w:rFonts w:ascii="Wingdings" w:hAnsi="Wingdings" w:hint="default"/>
+        <w:sz w:val="20"/>
+      </w:rPr>
+    </w:lvl>
+    <w:lvl w:ilvl="7" w:tentative="1">
+      <w:start w:val="1"/>
+      <w:numFmt w:val="bullet"/>
+      <w:lvlText w:val=""/>
+      <w:lvlJc w:val="left"/>
+      <w:pPr>
+        <w:tabs>
+          <w:tab w:val="num" w:pos="5760"/>
+        </w:tabs>
+        <w:ind w:left="5760" w:hanging="360"/>
+      </w:pPr>
+      <w:rPr>
+        <w:rFonts w:ascii="Wingdings" w:hAnsi="Wingdings" w:hint="default"/>
+        <w:sz w:val="20"/>
+      </w:rPr>
+    </w:lvl>
+    <w:lvl w:ilvl="8" w:tentative="1">
+      <w:start w:val="1"/>
+      <w:numFmt w:val="bullet"/>
+      <w:lvlText w:val=""/>
+      <w:lvlJc w:val="left"/>
+      <w:pPr>
+        <w:tabs>
+          <w:tab w:val="num" w:pos="6480"/>
+        </w:tabs>
+        <w:ind w:left="6480" w:hanging="360"/>
+      </w:pPr>
+      <w:rPr>
+        <w:rFonts w:ascii="Wingdings" w:hAnsi="Wingdings" w:hint="default"/>
+        <w:sz w:val="20"/>
+      </w:rPr>
+    </w:lvl>
+  </w:abstractNum>
+  <w:abstractNum w:abstractNumId="4" w15:restartNumberingAfterBreak="0">
     <w:nsid w:val="5D294096"/>
     <w:multiLevelType w:val="hybridMultilevel"/>
     <w:tmpl w:val="2E88A1AA"/>
@@ -1083,7 +1493,7 @@
       </w:pPr>
     </w:lvl>
   </w:abstractNum>
-  <w:abstractNum w:abstractNumId="4" w15:restartNumberingAfterBreak="0">
+  <w:abstractNum w:abstractNumId="5" w15:restartNumberingAfterBreak="0">
     <w:nsid w:val="77072ABA"/>
     <w:multiLevelType w:val="multilevel"/>
     <w:tmpl w:val="A100EBCE"/>
@@ -1204,16 +1614,19 @@
     <w:abstractNumId w:val="2"/>
   </w:num>
   <w:num w:numId="3" w16cid:durableId="1935935932">
-    <w:abstractNumId w:val="4"/>
+    <w:abstractNumId w:val="5"/>
   </w:num>
   <w:num w:numId="4" w16cid:durableId="1163199818">
-    <w:abstractNumId w:val="3"/>
+    <w:abstractNumId w:val="4"/>
   </w:num>
   <w:num w:numId="5" w16cid:durableId="82646674">
     <w:abstractNumId w:val="1"/>
   </w:num>
   <w:num w:numId="6" w16cid:durableId="1965303521">
     <w:abstractNumId w:val="0"/>
+  </w:num>
+  <w:num w:numId="7" w16cid:durableId="1924677968">
+    <w:abstractNumId w:val="3"/>
   </w:num>
 </w:numbering>
 </file>
